--- a/doc/milestone 2.docx
+++ b/doc/milestone 2.docx
@@ -12,7 +12,7 @@
           <w:b/>
           <w:sz w:val="36"/>
         </w:rPr>
-        <w:t>Milestone 2: Student Portal &amp; Core Learning Features</w:t>
+        <w:t>Milestone 2: Student Portal &amp; Core Learning Systems</w:t>
       </w:r>
     </w:p>
     <w:p/>
@@ -21,24 +21,25 @@
         <w:rPr>
           <w:rFonts w:ascii="Arial" w:hAnsi="Arial"/>
           <w:b/>
-          <w:sz w:val="28"/>
+          <w:sz w:val="26"/>
         </w:rPr>
-        <w:t>🎯 Objectives</w:t>
+        <w:t>🎯 Technical Objectives</w:t>
       </w:r>
     </w:p>
     <w:p>
       <w:r>
-        <w:t>Build the complete user experience for the Student Portal, including dashboard visualization, course catalogs, profile management, and learning environments.</w:t>
+        <w:t>Construct the interactive Student Portal state management, build JPA data access layers for course entities, and deploy progress-tracking service operations.</w:t>
       </w:r>
     </w:p>
+    <w:p/>
     <w:p>
       <w:r>
         <w:rPr>
           <w:rFonts w:ascii="Arial" w:hAnsi="Arial"/>
           <w:b/>
-          <w:sz w:val="28"/>
+          <w:sz w:val="26"/>
         </w:rPr>
-        <w:t>📋 Scope &amp; Completed Features</w:t>
+        <w:t>📋 Implementation &amp; Features</w:t>
       </w:r>
     </w:p>
     <w:p>
@@ -49,10 +50,10 @@
         <w:rPr>
           <w:b/>
         </w:rPr>
-        <w:t xml:space="preserve">Student Dashboard: </w:t>
+        <w:t>Session &amp; Authentication State:</w:t>
       </w:r>
       <w:r>
-        <w:t>Personalized dashboard showing active learning stats, daily quests, and progress charts.</w:t>
+        <w:t xml:space="preserve"> Established React Context API AuthContext mapping active student profile status and token storage across browser tabs.</w:t>
       </w:r>
     </w:p>
     <w:p>
@@ -63,10 +64,10 @@
         <w:rPr>
           <w:b/>
         </w:rPr>
-        <w:t xml:space="preserve">Courses: </w:t>
+        <w:t>Glassmorphic Layout Architecture:</w:t>
       </w:r>
       <w:r>
-        <w:t>Searchable catalog of learning materials, course enrollment module, and syllabus overview.</w:t>
+        <w:t xml:space="preserve"> Developed responsive navigation dashboards under subroutes /student/* using container flex layouts and modular CSS styling rules.</w:t>
       </w:r>
     </w:p>
     <w:p>
@@ -77,10 +78,10 @@
         <w:rPr>
           <w:b/>
         </w:rPr>
-        <w:t xml:space="preserve">Student Profile: </w:t>
+        <w:t>JPA Course Mapping:</w:t>
       </w:r>
       <w:r>
-        <w:t>Custom profile management to set skill tags, certificates, and upload resumes.</w:t>
+        <w:t xml:space="preserve"> Mapped Course and Category entities to database schemas using Spring Data JPA repositories (CourseRepository extending JpaRepository).</w:t>
       </w:r>
     </w:p>
     <w:p>
@@ -91,18 +92,33 @@
         <w:rPr>
           <w:b/>
         </w:rPr>
-        <w:t xml:space="preserve">Student Learning &amp; Progress: </w:t>
+        <w:t>Profile REST Controllers:</w:t>
       </w:r>
       <w:r>
-        <w:t>Interactive learning paths, class notes viewer, and video modules layout.</w:t>
+        <w:t xml:space="preserve"> Exposed /api/student/profile endpoint supporting GET/PATCH methods to manipulate student bio details, add SkillTag items, and update accomplishments.</w:t>
       </w:r>
     </w:p>
+    <w:p>
+      <w:pPr>
+        <w:pStyle w:val="ListBullet"/>
+      </w:pPr>
+      <w:r>
+        <w:rPr>
+          <w:b/>
+        </w:rPr>
+        <w:t>Learning Progress Engine:</w:t>
+      </w:r>
+      <w:r>
+        <w:t xml:space="preserve"> Created service algorithms monitoring lesson completion percentages and rendering daily quest achievements.</w:t>
+      </w:r>
+    </w:p>
+    <w:p/>
     <w:p>
       <w:r>
         <w:rPr>
           <w:rFonts w:ascii="Arial" w:hAnsi="Arial"/>
           <w:b/>
-          <w:sz w:val="28"/>
+          <w:sz w:val="26"/>
         </w:rPr>
         <w:t>🛠 Deliverables</w:t>
       </w:r>
@@ -118,7 +134,7 @@
         <w:t xml:space="preserve">[X] </w:t>
       </w:r>
       <w:r>
-        <w:t>Student Dashboard main interface implementation.</w:t>
+        <w:t>AuthContext state wrapper surrounding primary portal route layouts.</w:t>
       </w:r>
     </w:p>
     <w:p>
@@ -132,7 +148,7 @@
         <w:t xml:space="preserve">[X] </w:t>
       </w:r>
       <w:r>
-        <w:t>Course selection, filtering, and detail page layout.</w:t>
+        <w:t>Student dashboard home and interactive course catalog views.</w:t>
       </w:r>
     </w:p>
     <w:p>
@@ -146,7 +162,7 @@
         <w:t xml:space="preserve">[X] </w:t>
       </w:r>
       <w:r>
-        <w:t>Student profile custom configuration and fields.</w:t>
+        <w:t>Database join tables capturing student-course enrollment statuses.</w:t>
       </w:r>
     </w:p>
     <w:p>
@@ -160,9 +176,10 @@
         <w:t xml:space="preserve">[X] </w:t>
       </w:r>
       <w:r>
-        <w:t>Student learning progress tracker component.</w:t>
+        <w:t>REST controllers for updating student profile entities.</w:t>
       </w:r>
     </w:p>
+    <w:p/>
     <w:sectPr>
       <w:pgSz w:w="12240" w:h="15840"/>
       <w:pgMar w:top="1440" w:right="1800" w:bottom="1440" w:left="1800" w:header="720" w:footer="720" w:gutter="0"/>
@@ -538,7 +555,7 @@
     <w:rsid w:val="00FC693F"/>
     <w:rPr>
       <w:rFonts w:ascii="Arial" w:hAnsi="Arial"/>
-      <w:sz w:val="22"/>
+      <w:sz w:val="21"/>
     </w:rPr>
   </w:style>
   <w:style w:type="paragraph" w:styleId="Header">
@@ -1071,7 +1088,7 @@
     </w:pPr>
     <w:rPr>
       <w:rFonts w:ascii="Arial" w:hAnsi="Arial"/>
-      <w:sz w:val="22"/>
+      <w:sz w:val="21"/>
     </w:rPr>
   </w:style>
   <w:style w:type="paragraph" w:styleId="ListBullet2">

--- a/doc/milestone 2.docx
+++ b/doc/milestone 2.docx
@@ -23,12 +23,49 @@
           <w:b/>
           <w:sz w:val="26"/>
         </w:rPr>
-        <w:t>🎯 Technical Objectives</w:t>
+        <w:t>1. State Management &amp; Session Context</w:t>
       </w:r>
     </w:p>
     <w:p>
+      <w:pPr>
+        <w:pStyle w:val="ListBullet"/>
+      </w:pPr>
       <w:r>
-        <w:t>Construct the interactive Student Portal state management, build JPA data access layers for course entities, and deploy progress-tracking service operations.</w:t>
+        <w:rPr>
+          <w:b/>
+        </w:rPr>
+        <w:t>AuthContext Provider:</w:t>
+      </w:r>
+      <w:r>
+        <w:t xml:space="preserve"> Created AuthContext.jsx configuring global authentication state, containing active User details, loading flags, and JWT tokens. Used React.useContext to inject session variables down the component tree.</w:t>
+      </w:r>
+    </w:p>
+    <w:p>
+      <w:pPr>
+        <w:pStyle w:val="ListBullet"/>
+      </w:pPr>
+      <w:r>
+        <w:rPr>
+          <w:b/>
+        </w:rPr>
+        <w:t>Token Storage Architecture:</w:t>
+      </w:r>
+      <w:r>
+        <w:t xml:space="preserve"> Session tokens are persisted securely in localStorage or cookies, enabling page reloads without session termination. Formulated login() and logout() hooks clearing local data buffers.</w:t>
+      </w:r>
+    </w:p>
+    <w:p>
+      <w:pPr>
+        <w:pStyle w:val="ListBullet"/>
+      </w:pPr>
+      <w:r>
+        <w:rPr>
+          <w:b/>
+        </w:rPr>
+        <w:t>Axios Network Interceptors:</w:t>
+      </w:r>
+      <w:r>
+        <w:t xml:space="preserve"> Set up api.js helper file configuring Axios instances. Added interceptors appending JWT tokens dynamically into request headers: config.headers['Authorization'] = `Bearer ${token}`.</w:t>
       </w:r>
     </w:p>
     <w:p/>
@@ -39,7 +76,7 @@
           <w:b/>
           <w:sz w:val="26"/>
         </w:rPr>
-        <w:t>📋 Implementation &amp; Features</w:t>
+        <w:t>2. Dashboard View &amp; Glassmorphic Navigation Layouts</w:t>
       </w:r>
     </w:p>
     <w:p>
@@ -50,10 +87,10 @@
         <w:rPr>
           <w:b/>
         </w:rPr>
-        <w:t>Session &amp; Authentication State:</w:t>
+        <w:t>Portal Subrouting:</w:t>
       </w:r>
       <w:r>
-        <w:t xml:space="preserve"> Established React Context API AuthContext mapping active student profile status and token storage across browser tabs.</w:t>
+        <w:t xml:space="preserve"> Defined route structure under /student/* in App.jsx, redirecting unauthenticated requests back to the login page.</w:t>
       </w:r>
     </w:p>
     <w:p>
@@ -64,10 +101,10 @@
         <w:rPr>
           <w:b/>
         </w:rPr>
-        <w:t>Glassmorphic Layout Architecture:</w:t>
+        <w:t>Sidebar &amp; Layout Component:</w:t>
       </w:r>
       <w:r>
-        <w:t xml:space="preserve"> Developed responsive navigation dashboards under subroutes /student/* using container flex layouts and modular CSS styling rules.</w:t>
+        <w:t xml:space="preserve"> Developed StudentLayout.jsx using CSS Flexbox for sidebar collapsible widgets. The sidebar renders paths to Dashboard, Courses, Profile, and Coding Arena.</w:t>
       </w:r>
     </w:p>
     <w:p>
@@ -78,10 +115,21 @@
         <w:rPr>
           <w:b/>
         </w:rPr>
-        <w:t>JPA Course Mapping:</w:t>
+        <w:t>Progress Metrics Cards:</w:t>
       </w:r>
       <w:r>
-        <w:t xml:space="preserve"> Mapped Course and Category entities to database schemas using Spring Data JPA repositories (CourseRepository extending JpaRepository).</w:t>
+        <w:t xml:space="preserve"> Styled glassmorphic containers showcasing course enrollment numbers, time logs, and active learning paths using background gradients, rounded borders, and transition scales on hover.</w:t>
+      </w:r>
+    </w:p>
+    <w:p/>
+    <w:p>
+      <w:r>
+        <w:rPr>
+          <w:rFonts w:ascii="Arial" w:hAnsi="Arial"/>
+          <w:b/>
+          <w:sz w:val="26"/>
+        </w:rPr>
+        <w:t>3. Course Entity Models &amp; Spring Data JPA Repositories</w:t>
       </w:r>
     </w:p>
     <w:p>
@@ -92,10 +140,10 @@
         <w:rPr>
           <w:b/>
         </w:rPr>
-        <w:t>Profile REST Controllers:</w:t>
+        <w:t>Course Entity Schema:</w:t>
       </w:r>
       <w:r>
-        <w:t xml:space="preserve"> Exposed /api/student/profile endpoint supporting GET/PATCH methods to manipulate student bio details, add SkillTag items, and update accomplishments.</w:t>
+        <w:t xml:space="preserve"> Created Course.java entity mapping to courses table. Fields include courseId, title, description, duration, instructorName, category, and creationTimestamp.</w:t>
       </w:r>
     </w:p>
     <w:p>
@@ -106,10 +154,24 @@
         <w:rPr>
           <w:b/>
         </w:rPr>
-        <w:t>Learning Progress Engine:</w:t>
+        <w:t>Enrollment Join Mapping:</w:t>
       </w:r>
       <w:r>
-        <w:t xml:space="preserve"> Created service algorithms monitoring lesson completion percentages and rendering daily quest achievements.</w:t>
+        <w:t xml:space="preserve"> Set up StudentCourseEnrollment.java entity mapping to student_enrollments table. Managed associations via @ManyToOne annotations referencing Student and Course entities, and included fields for progressPercentage and completionStatus.</w:t>
+      </w:r>
+    </w:p>
+    <w:p>
+      <w:pPr>
+        <w:pStyle w:val="ListBullet"/>
+      </w:pPr>
+      <w:r>
+        <w:rPr>
+          <w:b/>
+        </w:rPr>
+        <w:t>Repository API Methods:</w:t>
+      </w:r>
+      <w:r>
+        <w:t xml:space="preserve"> Engineered CourseRepository extending JpaRepository. Added custom queries like findByCategoryContainingIgnoreCase() and searchCoursesByTitle().</w:t>
       </w:r>
     </w:p>
     <w:p/>
@@ -120,7 +182,7 @@
           <w:b/>
           <w:sz w:val="26"/>
         </w:rPr>
-        <w:t>🛠 Deliverables</w:t>
+        <w:t>4. REST Controllers &amp; API Endpoints</w:t>
       </w:r>
     </w:p>
     <w:p>
@@ -131,10 +193,10 @@
         <w:rPr>
           <w:b/>
         </w:rPr>
-        <w:t xml:space="preserve">[X] </w:t>
+        <w:t>Profile REST Endpoint:</w:t>
       </w:r>
       <w:r>
-        <w:t>AuthContext state wrapper surrounding primary portal route layouts.</w:t>
+        <w:t xml:space="preserve"> Programmed StudentProfileController exposing GET /api/student/profile and PATCH /api/student/profile. PATCH accepts request bodies containing skill collections and bio details, updating database entities via ProfileService.</w:t>
       </w:r>
     </w:p>
     <w:p>
@@ -145,10 +207,10 @@
         <w:rPr>
           <w:b/>
         </w:rPr>
-        <w:t xml:space="preserve">[X] </w:t>
+        <w:t>Courses Catalog API:</w:t>
       </w:r>
       <w:r>
-        <w:t>Student dashboard home and interactive course catalog views.</w:t>
+        <w:t xml:space="preserve"> Created CourseController mapping GET /api/courses, fetching course listings with pagination and sorting support. Included GET /api/courses/{id} returning detailed course syllabus.</w:t>
       </w:r>
     </w:p>
     <w:p>
@@ -159,10 +221,21 @@
         <w:rPr>
           <w:b/>
         </w:rPr>
-        <w:t xml:space="preserve">[X] </w:t>
+        <w:t>Enrollment API Handler:</w:t>
       </w:r>
       <w:r>
-        <w:t>Database join tables capturing student-course enrollment statuses.</w:t>
+        <w:t xml:space="preserve"> Exposed POST /api/enrollments taking courseId and mapping record rows in student_enrollments table with zero starting progress.</w:t>
+      </w:r>
+    </w:p>
+    <w:p/>
+    <w:p>
+      <w:r>
+        <w:rPr>
+          <w:rFonts w:ascii="Arial" w:hAnsi="Arial"/>
+          <w:b/>
+          <w:sz w:val="26"/>
+        </w:rPr>
+        <w:t>5. Student Progress Tracking &amp; Gamification Engine</w:t>
       </w:r>
     </w:p>
     <w:p>
@@ -173,16 +246,44 @@
         <w:rPr>
           <w:b/>
         </w:rPr>
-        <w:t xml:space="preserve">[X] </w:t>
+        <w:t>Completion Calculations:</w:t>
       </w:r>
       <w:r>
-        <w:t>REST controllers for updating student profile entities.</w:t>
+        <w:t xml:space="preserve"> Constructed ProgressService calculating completion rates. Calculates ratios of checked learning units against total curriculum units and updates enrollment tables.</w:t>
+      </w:r>
+    </w:p>
+    <w:p>
+      <w:pPr>
+        <w:pStyle w:val="ListBullet"/>
+      </w:pPr>
+      <w:r>
+        <w:rPr>
+          <w:b/>
+        </w:rPr>
+        <w:t>Daily Quests Pipeline:</w:t>
+      </w:r>
+      <w:r>
+        <w:t xml:space="preserve"> Built user quest verification services. Tracks daily login milestones and flashcard completion stats to update user score profiles.</w:t>
+      </w:r>
+    </w:p>
+    <w:p>
+      <w:pPr>
+        <w:pStyle w:val="ListBullet"/>
+      </w:pPr>
+      <w:r>
+        <w:rPr>
+          <w:b/>
+        </w:rPr>
+        <w:t>Analytics &amp; Visualization:</w:t>
+      </w:r>
+      <w:r>
+        <w:t xml:space="preserve"> Generated response structures matching charts requirement (completed courses vs. active learning hours) returning key metrics to the frontend.</w:t>
       </w:r>
     </w:p>
     <w:p/>
     <w:sectPr>
       <w:pgSz w:w="12240" w:h="15840"/>
-      <w:pgMar w:top="1440" w:right="1800" w:bottom="1440" w:left="1800" w:header="720" w:footer="720" w:gutter="0"/>
+      <w:pgMar w:top="1440" w:right="1440" w:bottom="1440" w:left="1440" w:header="720" w:footer="720" w:gutter="0"/>
       <w:cols w:space="720"/>
       <w:docGrid w:linePitch="360"/>
     </w:sectPr>
@@ -553,10 +654,6 @@
     <w:name w:val="Normal"/>
     <w:qFormat/>
     <w:rsid w:val="00FC693F"/>
-    <w:rPr>
-      <w:rFonts w:ascii="Arial" w:hAnsi="Arial"/>
-      <w:sz w:val="21"/>
-    </w:rPr>
   </w:style>
   <w:style w:type="paragraph" w:styleId="Header">
     <w:name w:val="header"/>

--- a/doc/milestone 2.docx
+++ b/doc/milestone 2.docx
@@ -12,7 +12,7 @@
           <w:b/>
           <w:sz w:val="36"/>
         </w:rPr>
-        <w:t>Milestone 2: Student Portal &amp; Core Learning Systems</w:t>
+        <w:t>Milestone 2: Student Portal &amp; Personalized Learning Ecosystem</w:t>
       </w:r>
     </w:p>
     <w:p/>
@@ -23,7 +23,7 @@
           <w:b/>
           <w:sz w:val="26"/>
         </w:rPr>
-        <w:t>1. State Management &amp; Session Context</w:t>
+        <w:t>1. State Management &amp; Session Context Lifecycle</w:t>
       </w:r>
     </w:p>
     <w:p>
@@ -34,10 +34,10 @@
         <w:rPr>
           <w:b/>
         </w:rPr>
-        <w:t>AuthContext Provider:</w:t>
+        <w:t>Global Context Provider:</w:t>
       </w:r>
       <w:r>
-        <w:t xml:space="preserve"> Created AuthContext.jsx configuring global authentication state, containing active User details, loading flags, and JWT tokens. Used React.useContext to inject session variables down the component tree.</w:t>
+        <w:t xml:space="preserve"> Programmed AuthContext.jsx distributing active student profile structures, loading statuses, and token records down the React node hierarchy.</w:t>
       </w:r>
     </w:p>
     <w:p>
@@ -48,10 +48,10 @@
         <w:rPr>
           <w:b/>
         </w:rPr>
-        <w:t>Token Storage Architecture:</w:t>
+        <w:t>Session Token Storage:</w:t>
       </w:r>
       <w:r>
-        <w:t xml:space="preserve"> Session tokens are persisted securely in localStorage or cookies, enabling page reloads without session termination. Formulated login() and logout() hooks clearing local data buffers.</w:t>
+        <w:t xml:space="preserve"> Enabled session tokens to be saved inside localStorage or session cookies, keeping students logged in on page reloads. Built clear() hooks for sign-outs.</w:t>
       </w:r>
     </w:p>
     <w:p>
@@ -65,7 +65,7 @@
         <w:t>Axios Network Interceptors:</w:t>
       </w:r>
       <w:r>
-        <w:t xml:space="preserve"> Set up api.js helper file configuring Axios instances. Added interceptors appending JWT tokens dynamically into request headers: config.headers['Authorization'] = `Bearer ${token}`.</w:t>
+        <w:t xml:space="preserve"> Set up api.js wrapping outgoing requests. Configured interceptors appending the bearer authentication token: config.headers['Authorization'] = `Bearer ${token}`.</w:t>
       </w:r>
     </w:p>
     <w:p/>
@@ -76,7 +76,7 @@
           <w:b/>
           <w:sz w:val="26"/>
         </w:rPr>
-        <w:t>2. Dashboard View &amp; Glassmorphic Navigation Layouts</w:t>
+        <w:t>2. Implemented Features: Student Dashboards &amp; Custom Profiles</w:t>
       </w:r>
     </w:p>
     <w:p>
@@ -87,10 +87,10 @@
         <w:rPr>
           <w:b/>
         </w:rPr>
-        <w:t>Portal Subrouting:</w:t>
+        <w:t>Personalized Student Dashboard:</w:t>
       </w:r>
       <w:r>
-        <w:t xml:space="preserve"> Defined route structure under /student/* in App.jsx, redirecting unauthenticated requests back to the login page.</w:t>
+        <w:t xml:space="preserve"> Developed StudentDashboard.jsx displaying metrics on course enrollments, current quest progress, study schedules, and recommended pathways.</w:t>
       </w:r>
     </w:p>
     <w:p>
@@ -101,10 +101,10 @@
         <w:rPr>
           <w:b/>
         </w:rPr>
-        <w:t>Sidebar &amp; Layout Component:</w:t>
+        <w:t>Student Profile Management:</w:t>
       </w:r>
       <w:r>
-        <w:t xml:space="preserve"> Developed StudentLayout.jsx using CSS Flexbox for sidebar collapsible widgets. The sidebar renders paths to Dashboard, Courses, Profile, and Coding Arena.</w:t>
+        <w:t xml:space="preserve"> Programmed profile editing views. Students can upload profiles, add professional summaries, list accomplishments, and link external resumes.</w:t>
       </w:r>
     </w:p>
     <w:p>
@@ -115,10 +115,10 @@
         <w:rPr>
           <w:b/>
         </w:rPr>
-        <w:t>Progress Metrics Cards:</w:t>
+        <w:t>Skill Analytics Matrix:</w:t>
       </w:r>
       <w:r>
-        <w:t xml:space="preserve"> Styled glassmorphic containers showcasing course enrollment numbers, time logs, and active learning paths using background gradients, rounded borders, and transition scales on hover.</w:t>
+        <w:t xml:space="preserve"> Created visual skill matrix dashboards displaying user competency scores across various domains based on completed assessments.</w:t>
       </w:r>
     </w:p>
     <w:p/>
@@ -129,7 +129,7 @@
           <w:b/>
           <w:sz w:val="26"/>
         </w:rPr>
-        <w:t>3. Course Entity Models &amp; Spring Data JPA Repositories</w:t>
+        <w:t>3. Implemented Features: Core Learning Hub &amp; Course Management</w:t>
       </w:r>
     </w:p>
     <w:p>
@@ -140,10 +140,10 @@
         <w:rPr>
           <w:b/>
         </w:rPr>
-        <w:t>Course Entity Schema:</w:t>
+        <w:t>Course Catalog Directory:</w:t>
       </w:r>
       <w:r>
-        <w:t xml:space="preserve"> Created Course.java entity mapping to courses table. Fields include courseId, title, description, duration, instructorName, category, and creationTimestamp.</w:t>
+        <w:t xml:space="preserve"> Implemented CourseList.jsx displaying course catalogs. Supported filter attributes like category, difficulty level, and keywords.</w:t>
       </w:r>
     </w:p>
     <w:p>
@@ -154,10 +154,10 @@
         <w:rPr>
           <w:b/>
         </w:rPr>
-        <w:t>Enrollment Join Mapping:</w:t>
+        <w:t>Learning Hub &amp; Paths:</w:t>
       </w:r>
       <w:r>
-        <w:t xml:space="preserve"> Set up StudentCourseEnrollment.java entity mapping to student_enrollments table. Managed associations via @ManyToOne annotations referencing Student and Course entities, and included fields for progressPercentage and completionStatus.</w:t>
+        <w:t xml:space="preserve"> Mapped dynamic courses with syllabus maps and navigation tracks. Includes widgets to read class notes and view video training lectures.</w:t>
       </w:r>
     </w:p>
     <w:p>
@@ -168,10 +168,10 @@
         <w:rPr>
           <w:b/>
         </w:rPr>
-        <w:t>Repository API Methods:</w:t>
+        <w:t>Course Enrollment Manager:</w:t>
       </w:r>
       <w:r>
-        <w:t xml:space="preserve"> Engineered CourseRepository extending JpaRepository. Added custom queries like findByCategoryContainingIgnoreCase() and searchCoursesByTitle().</w:t>
+        <w:t xml:space="preserve"> Set up CourseController endpoints tracking course enrollment records, initializing progress tracking parameters to zero upon registration.</w:t>
       </w:r>
     </w:p>
     <w:p/>
@@ -182,7 +182,7 @@
           <w:b/>
           <w:sz w:val="26"/>
         </w:rPr>
-        <w:t>4. REST Controllers &amp; API Endpoints</w:t>
+        <w:t>4. Implemented Features: Micro-Learning &amp; Gamification</w:t>
       </w:r>
     </w:p>
     <w:p>
@@ -193,10 +193,10 @@
         <w:rPr>
           <w:b/>
         </w:rPr>
-        <w:t>Profile REST Endpoint:</w:t>
+        <w:t>Daily Quests System:</w:t>
       </w:r>
       <w:r>
-        <w:t xml:space="preserve"> Programmed StudentProfileController exposing GET /api/student/profile and PATCH /api/student/profile. PATCH accepts request bodies containing skill collections and bio details, updating database entities via ProfileService.</w:t>
+        <w:t xml:space="preserve"> Engineered quest parameters verifying logins, flashcard reviews, and sandbox executions. Updates student score profiles.</w:t>
       </w:r>
     </w:p>
     <w:p>
@@ -207,10 +207,10 @@
         <w:rPr>
           <w:b/>
         </w:rPr>
-        <w:t>Courses Catalog API:</w:t>
+        <w:t>Flashcards Module:</w:t>
       </w:r>
       <w:r>
-        <w:t xml:space="preserve"> Created CourseController mapping GET /api/courses, fetching course listings with pagination and sorting support. Included GET /api/courses/{id} returning detailed course syllabus.</w:t>
+        <w:t xml:space="preserve"> Created interactive quiz panels allowing students to flip flashcard blocks, check key concepts, and rate their understanding level.</w:t>
       </w:r>
     </w:p>
     <w:p>
@@ -221,10 +221,10 @@
         <w:rPr>
           <w:b/>
         </w:rPr>
-        <w:t>Enrollment API Handler:</w:t>
+        <w:t>Sandbox Playgrounds:</w:t>
       </w:r>
       <w:r>
-        <w:t xml:space="preserve"> Exposed POST /api/enrollments taking courseId and mapping record rows in student_enrollments table with zero starting progress.</w:t>
+        <w:t xml:space="preserve"> Built a playground layout executing scripts for fast testing without impacting project files.</w:t>
       </w:r>
     </w:p>
     <w:p/>
@@ -235,7 +235,7 @@
           <w:b/>
           <w:sz w:val="26"/>
         </w:rPr>
-        <w:t>5. Student Progress Tracking &amp; Gamification Engine</w:t>
+        <w:t>5. Implemented Features: Assessments &amp; Certification Tracking</w:t>
       </w:r>
     </w:p>
     <w:p>
@@ -246,10 +246,10 @@
         <w:rPr>
           <w:b/>
         </w:rPr>
-        <w:t>Completion Calculations:</w:t>
+        <w:t>End-of-Unit Assessments:</w:t>
       </w:r>
       <w:r>
-        <w:t xml:space="preserve"> Constructed ProgressService calculating completion rates. Calculates ratios of checked learning units against total curriculum units and updates enrollment tables.</w:t>
+        <w:t xml:space="preserve"> Programmed quiz controllers delivering multiple-choice tests, calculating pass rates, and tracking certification eligibilities.</w:t>
       </w:r>
     </w:p>
     <w:p>
@@ -260,10 +260,21 @@
         <w:rPr>
           <w:b/>
         </w:rPr>
-        <w:t>Daily Quests Pipeline:</w:t>
+        <w:t>Certificate Tracking System:</w:t>
       </w:r>
       <w:r>
-        <w:t xml:space="preserve"> Built user quest verification services. Tracks daily login milestones and flashcard completion stats to update user score profiles.</w:t>
+        <w:t xml:space="preserve"> Created Certificate.java entity mapping earned certifications to student accounts, displaying credentials with print options.</w:t>
+      </w:r>
+    </w:p>
+    <w:p/>
+    <w:p>
+      <w:r>
+        <w:rPr>
+          <w:rFonts w:ascii="Arial" w:hAnsi="Arial"/>
+          <w:b/>
+          <w:sz w:val="26"/>
+        </w:rPr>
+        <w:t>6. Deliverables &amp; Technical Verification</w:t>
       </w:r>
     </w:p>
     <w:p>
@@ -274,10 +285,52 @@
         <w:rPr>
           <w:b/>
         </w:rPr>
-        <w:t>Analytics &amp; Visualization:</w:t>
+        <w:t xml:space="preserve">[X] </w:t>
       </w:r>
       <w:r>
-        <w:t xml:space="preserve"> Generated response structures matching charts requirement (completed courses vs. active learning hours) returning key metrics to the frontend.</w:t>
+        <w:t>Global session state wrapper fully surrounding portal routing.</w:t>
+      </w:r>
+    </w:p>
+    <w:p>
+      <w:pPr>
+        <w:pStyle w:val="ListBullet"/>
+      </w:pPr>
+      <w:r>
+        <w:rPr>
+          <w:b/>
+        </w:rPr>
+        <w:t xml:space="preserve">[X] </w:t>
+      </w:r>
+      <w:r>
+        <w:t>Responsive layout sidebar, navbar, and card components deployed.</w:t>
+      </w:r>
+    </w:p>
+    <w:p>
+      <w:pPr>
+        <w:pStyle w:val="ListBullet"/>
+      </w:pPr>
+      <w:r>
+        <w:rPr>
+          <w:b/>
+        </w:rPr>
+        <w:t xml:space="preserve">[X] </w:t>
+      </w:r>
+      <w:r>
+        <w:t>JPA repository interfaces CourseRepository and EnrollmentRepository active.</w:t>
+      </w:r>
+    </w:p>
+    <w:p>
+      <w:pPr>
+        <w:pStyle w:val="ListBullet"/>
+      </w:pPr>
+      <w:r>
+        <w:rPr>
+          <w:b/>
+        </w:rPr>
+        <w:t xml:space="preserve">[X] </w:t>
+      </w:r>
+      <w:r>
+        <w:t>REST controllers for course browsing, enrollment, and profile updates verified.</w:t>
       </w:r>
     </w:p>
     <w:p/>
